--- a/artifacts/metrics-report.docx
+++ b/artifacts/metrics-report.docx
@@ -7,7 +7,17 @@
         <w:pStyle w:val="Heading1"/>
       </w:pPr>
       <w:r>
-        <w:t>Code Quality And Metrics Report</w:t>
+        <w:t>Metrics Report</w:t>
+      </w:r>
+    </w:p>
+    <w:p>
+      <w:r>
+        <w:t>This report is for the refactored ParkingFeeCalculator code. I mainly looked at ParkingService and DiscountService, because those are the actual system under test. The web project and test projects are not really the main part of this metrics section.</w:t>
+      </w:r>
+    </w:p>
+    <w:p>
+      <w:r>
+        <w:t>I worked these values out from the code rather than using a full metrics plugin. They are close enough for explaining the design and the effect of the refactoring.</w:t>
       </w:r>
     </w:p>
     <w:p>
@@ -15,30 +25,17 @@
         <w:pStyle w:val="Heading2"/>
       </w:pPr>
       <w:r>
-        <w:t>Scope</w:t>
+        <w:t>Quick Summary</w:t>
       </w:r>
     </w:p>
     <w:p>
       <w:r>
-        <w:t>This report reviews the refactored production code in the ParkingFeeCalculator project, focusing on ParkingService, DiscountService, IDiscountService, and IParkingService.</w:t>
-      </w:r>
-    </w:p>
-    <w:p>
-      <w:pPr>
-        <w:pStyle w:val="Heading2"/>
-      </w:pPr>
-      <w:r>
-        <w:t>Summary Of Findings</w:t>
+        <w:t>The metrics are mostly fine for a small assignment project. CalculateFee is the most complicated method, but that is expected because it has to check the vehicle type, hours, and discount rule.</w:t>
       </w:r>
     </w:p>
     <w:p>
       <w:r>
-        <w:t>The refactored solution has acceptable metric values for a small parking fee calculator. The highest complexity is in ParkingService.CalculateFee, which is expected because it contains the central business rules. Coupling is low because the discount dependency is injected through an interface rather than created directly inside the method.</w:t>
-      </w:r>
-    </w:p>
-    <w:p>
-      <w:r>
-        <w:t>Overall, the refactoring improved the design by making the discount service mockable, reducing direct coupling, and making the calculation logic easier to test.</w:t>
+        <w:t>The main design improvement is that ParkingService no longer creates DiscountService by itself. It now gets an IDiscountService passed into the constructor, which makes it much easier to test with Moq.</w:t>
       </w:r>
     </w:p>
     <w:p>
@@ -77,7 +74,7 @@
               <w:rPr>
                 <w:b/>
               </w:rPr>
-              <w:t>Class / method</w:t>
+              <w:t>Code area</w:t>
             </w:r>
           </w:p>
         </w:tc>
@@ -157,7 +154,7 @@
               <w:rPr>
                 <w:b/>
               </w:rPr>
-              <w:t>Rating</w:t>
+              <w:t>My comment</w:t>
             </w:r>
           </w:p>
         </w:tc>
@@ -249,7 +246,7 @@
               <w:rPr>
                 <w:b w:val="0"/>
               </w:rPr>
-              <w:t>Acceptable</w:t>
+              <w:t>Highest one, but still okay</w:t>
             </w:r>
           </w:p>
         </w:tc>
@@ -341,7 +338,7 @@
               <w:rPr>
                 <w:b w:val="0"/>
               </w:rPr>
-              <w:t>Good</w:t>
+              <w:t>Simple helper method</w:t>
             </w:r>
           </w:p>
         </w:tc>
@@ -433,7 +430,7 @@
               <w:rPr>
                 <w:b w:val="0"/>
               </w:rPr>
-              <w:t>Good</w:t>
+              <w:t>Simple helper method</w:t>
             </w:r>
           </w:p>
         </w:tc>
@@ -525,7 +522,7 @@
               <w:rPr>
                 <w:b w:val="0"/>
               </w:rPr>
-              <w:t>Good</w:t>
+              <w:t>Very simple</w:t>
             </w:r>
           </w:p>
         </w:tc>
@@ -557,7 +554,7 @@
               <w:rPr>
                 <w:b w:val="0"/>
               </w:rPr>
-              <w:t>Low to moderate</w:t>
+              <w:t>Low / medium</w:t>
             </w:r>
           </w:p>
         </w:tc>
@@ -617,7 +614,7 @@
               <w:rPr>
                 <w:b w:val="0"/>
               </w:rPr>
-              <w:t>Acceptable</w:t>
+              <w:t>Fine for this project</w:t>
             </w:r>
           </w:p>
         </w:tc>
@@ -709,7 +706,7 @@
               <w:rPr>
                 <w:b w:val="0"/>
               </w:rPr>
-              <w:t>Good</w:t>
+              <w:t>Fine</w:t>
             </w:r>
           </w:p>
         </w:tc>
@@ -721,7 +718,7 @@
         <w:pStyle w:val="Heading2"/>
       </w:pPr>
       <w:r>
-        <w:t>Metric Explanations</w:t>
+        <w:t>What The Metrics Mean</w:t>
       </w:r>
     </w:p>
     <w:tbl>
@@ -765,7 +762,7 @@
               <w:rPr>
                 <w:b/>
               </w:rPr>
-              <w:t>What it measures</w:t>
+              <w:t>Meaning</w:t>
             </w:r>
           </w:p>
         </w:tc>
@@ -781,7 +778,7 @@
               <w:rPr>
                 <w:b/>
               </w:rPr>
-              <w:t>Preferred result</w:t>
+              <w:t>What I was looking for</w:t>
             </w:r>
           </w:p>
         </w:tc>
@@ -813,7 +810,7 @@
               <w:rPr>
                 <w:b w:val="0"/>
               </w:rPr>
-              <w:t>The number of independent paths through the code</w:t>
+              <w:t>How many different paths there are through the code</w:t>
             </w:r>
           </w:p>
         </w:tc>
@@ -828,7 +825,7 @@
               <w:rPr>
                 <w:b w:val="0"/>
               </w:rPr>
-              <w:t>Lower is better, but business rules usually require some branching</w:t>
+              <w:t>Not too high, and covered by tests</w:t>
             </w:r>
           </w:p>
         </w:tc>
@@ -860,7 +857,7 @@
               <w:rPr>
                 <w:b w:val="0"/>
               </w:rPr>
-              <w:t>Coupling Between Object Classes</w:t>
+              <w:t>How many other classes a class depends on</w:t>
             </w:r>
           </w:p>
         </w:tc>
@@ -875,7 +872,7 @@
               <w:rPr>
                 <w:b w:val="0"/>
               </w:rPr>
-              <w:t>Lower is better because the class depends on fewer other classes</w:t>
+              <w:t>Lower is better</w:t>
             </w:r>
           </w:p>
         </w:tc>
@@ -907,7 +904,7 @@
               <w:rPr>
                 <w:b w:val="0"/>
               </w:rPr>
-              <w:t>Lack of Cohesion of Methods</w:t>
+              <w:t>Whether the methods in a class belong together</w:t>
             </w:r>
           </w:p>
         </w:tc>
@@ -922,7 +919,7 @@
               <w:rPr>
                 <w:b w:val="0"/>
               </w:rPr>
-              <w:t>Lower is better because methods are more closely related</w:t>
+              <w:t>Lower is better</w:t>
             </w:r>
           </w:p>
         </w:tc>
@@ -954,7 +951,7 @@
               <w:rPr>
                 <w:b w:val="0"/>
               </w:rPr>
-              <w:t>Depth of Inheritance Tree</w:t>
+              <w:t>How deep the inheritance is</w:t>
             </w:r>
           </w:p>
         </w:tc>
@@ -969,7 +966,7 @@
               <w:rPr>
                 <w:b w:val="0"/>
               </w:rPr>
-              <w:t>Lower is better for simple systems because inheritance remains easy to understand</w:t>
+              <w:t>Low is better for this simple project</w:t>
             </w:r>
           </w:p>
         </w:tc>
@@ -986,7 +983,7 @@
     </w:p>
     <w:p>
       <w:r>
-        <w:t>ParkingService.CalculateFee has moderate complexity because it handles input validation, vehicle pricing selection, and discount application. This is acceptable because the method is still small and the branches are covered by automated tests.</w:t>
+        <w:t>CalculateFee has the highest complexity because most of the decisions happen there. It checks invalid input, works out if the vehicle is standard or electric, and then checks if the discount should apply. I do not think this is a problem because the method is still short and the tests cover the important branches. Splitting the standard and electric calculations into helper methods also stops the main method from becoming too messy.</w:t>
       </w:r>
     </w:p>
     <w:p>
@@ -994,12 +991,12 @@
         <w:pStyle w:val="Heading2"/>
       </w:pPr>
       <w:r>
-        <w:t>Coupling Between Object Classes</w:t>
+        <w:t>Coupling</w:t>
       </w:r>
     </w:p>
     <w:p>
       <w:r>
-        <w:t>The original supplied code directly created DiscountService inside CalculateFee. The refactored version injects IDiscountService through the constructor, so ParkingService depends on an abstraction rather than a concrete implementation. This lowers coupling and makes Moq testing possible.</w:t>
+        <w:t>The original code from the brief created a DiscountService directly inside CalculateFee. That made the method harder to test because the test could not easily replace the discount service. In my version, ParkingService depends on IDiscountService instead. The coupling is still not zero, because ParkingService obviously needs the discount service for the 10 hour rule, but it is low enough.</w:t>
       </w:r>
     </w:p>
     <w:p>
@@ -1007,12 +1004,12 @@
         <w:pStyle w:val="Heading2"/>
       </w:pPr>
       <w:r>
-        <w:t>Lack Of Cohesion Of Methods</w:t>
+        <w:t>Cohesion</w:t>
       </w:r>
     </w:p>
     <w:p>
       <w:r>
-        <w:t>ParkingService is cohesive because each method supports the same responsibility: calculating the parking fee. DiscountService is also cohesive because it has one responsibility: returning the configured discount multiplier.</w:t>
+        <w:t>The cohesion is okay. ParkingService is about calculating parking fees, and the helper methods are also about pricing. DiscountService only returns the discount value, so it is very focused.</w:t>
       </w:r>
     </w:p>
     <w:p>
@@ -1020,12 +1017,12 @@
         <w:pStyle w:val="Heading2"/>
       </w:pPr>
       <w:r>
-        <w:t>Depth Of Inheritance Tree</w:t>
+        <w:t>Inheritance</w:t>
       </w:r>
     </w:p>
     <w:p>
       <w:r>
-        <w:t>The production classes only inherit from object, so DIT is 1. This is suitable for the assignment because dependency injection and interfaces are simpler than inheritance for this design.</w:t>
+        <w:t>There is no complicated inheritance in this solution. The classes basically just inherit from object, so the DIT is 1. This is good here because inheritance would probably make this project more complicated than it needs to be.</w:t>
       </w:r>
     </w:p>
     <w:p>
@@ -1033,12 +1030,12 @@
         <w:pStyle w:val="Heading2"/>
       </w:pPr>
       <w:r>
-        <w:t>Refactoring Impact</w:t>
+        <w:t>Did The Refactoring Help?</w:t>
       </w:r>
     </w:p>
     <w:p>
       <w:r>
-        <w:t>The refactoring removed direct construction of DiscountService, introduced IDiscountService, improved testability, fixed case-insensitive vehicle handling, and separated standard and electric pricing into focused helper methods.</w:t>
+        <w:t>Yes, mainly because it made the code easier to test. The biggest change was moving from ParkingService creating DiscountService itself to ParkingService being given an IDiscountService. That means Moq can be used to check when the discount is called. The refactoring did not remove all the branches, but it was never going to because the parking rules are branch-based. It just made the branches easier to read and test.</w:t>
       </w:r>
     </w:p>
     <w:p>
@@ -1051,7 +1048,7 @@
     </w:p>
     <w:p>
       <w:r>
-        <w:t>The metric values are acceptable for this assignment. The design is simple, testable, and maintainable. The most important improvement is reduced coupling through dependency injection.</w:t>
+        <w:t>Overall I think the metric results are acceptable. The project is small, the classes are not heavily coupled, and there is no deep inheritance. The main improvement from refactoring is testability, especially around the discount service.</w:t>
       </w:r>
     </w:p>
     <w:sectPr>
